--- a/03_Selektion/Übungen/MobilePhoneCost/MobilePhoneCost.docx
+++ b/03_Selektion/Übungen/MobilePhoneCost/MobilePhoneCost.docx
@@ -35,6 +35,9 @@
       </w:r>
       <w:proofErr w:type="spellStart"/>
       <w:r>
+        <w:rPr>
+          <w:rFonts w:ascii="Courier New" w:hAnsi="Courier New" w:cs="Courier New"/>
+        </w:rPr>
         <w:t>If</w:t>
       </w:r>
       <w:proofErr w:type="spellEnd"/>
@@ -89,7 +92,25 @@
         <w:t>liegt</w:t>
       </w:r>
       <w:r>
-        <w:t>. Bei einer falschen Eingabe wir eine Fehlermeldung ausgegeben und das Programm bricht ab.</w:t>
+        <w:t xml:space="preserve">. Bei einer falschen Eingabe wir eine </w:t>
+      </w:r>
+      <w:r>
+        <w:t>(</w:t>
+      </w:r>
+      <w:r>
+        <w:t>Fehler</w:t>
+      </w:r>
+      <w:r>
+        <w:t>-)M</w:t>
+      </w:r>
+      <w:r>
+        <w:t xml:space="preserve">eldung ausgegeben und </w:t>
+      </w:r>
+      <w:r>
+        <w:t>keine weiter Berechnung durchgeführt</w:t>
+      </w:r>
+      <w:r>
+        <w:t>.</w:t>
       </w:r>
     </w:p>
     <w:p>
@@ -101,7 +122,7 @@
         </w:numPr>
       </w:pPr>
       <w:r>
-        <w:t xml:space="preserve"> Jährliche Servicepauschale</w:t>
+        <w:t>Jährliche Servicepauschale</w:t>
       </w:r>
       <w:r>
         <w:br/>
@@ -129,7 +150,22 @@
         <w:t xml:space="preserve"> wert &lt; 1000</w:t>
       </w:r>
       <w:r>
-        <w:t xml:space="preserve"> liegt (Hinweis: 0 ist eine gültige Eingabe). Bei einer Fehleingabe wird das Programm wieder mit einer Fehlermeldung beendet.</w:t>
+        <w:t xml:space="preserve"> liegt</w:t>
+      </w:r>
+      <w:r>
+        <w:t xml:space="preserve">. </w:t>
+      </w:r>
+      <w:r>
+        <w:t xml:space="preserve">Hinweis: 0 ist eine gültige Eingabe. Bei einer </w:t>
+      </w:r>
+      <w:r>
+        <w:t>ungültigen E</w:t>
+      </w:r>
+      <w:r>
+        <w:t xml:space="preserve">ingabe </w:t>
+      </w:r>
+      <w:r>
+        <w:t>erscheint eine (Fehler-)Meldung.</w:t>
       </w:r>
     </w:p>
     <w:p>
@@ -176,13 +212,37 @@
       </w:r>
       <w:r>
         <w:br/>
-        <w:t xml:space="preserve">Wie in den vorherigen Eingaben bricht das Programm bei </w:t>
+        <w:t xml:space="preserve">Wie </w:t>
+      </w:r>
+      <w:r>
+        <w:t>bei</w:t>
+      </w:r>
+      <w:r>
+        <w:t xml:space="preserve"> den vorherigen Eingaben </w:t>
+      </w:r>
+      <w:r>
+        <w:t>wird</w:t>
+      </w:r>
+      <w:r>
+        <w:t xml:space="preserve"> </w:t>
+      </w:r>
+      <w:r>
+        <w:t xml:space="preserve">bei </w:t>
       </w:r>
       <w:r>
         <w:t xml:space="preserve">einem </w:t>
       </w:r>
       <w:r>
-        <w:t>falschen Werten mit einer Fehlermeldung ab</w:t>
+        <w:t xml:space="preserve">falschen Wert </w:t>
+      </w:r>
+      <w:r>
+        <w:t>eine Meldung ausgegeben und kein</w:t>
+      </w:r>
+      <w:r>
+        <w:t>e</w:t>
+      </w:r>
+      <w:r>
+        <w:t xml:space="preserve"> Berechnung durchgeführt.</w:t>
       </w:r>
     </w:p>
     <w:p>
